--- a/File chú Kim/HỢP ĐỒNG HỢP TÁC KINH DOANH/Hợp đồng hợp tác kinh doanh Bác Lân.docx
+++ b/File chú Kim/HỢP ĐỒNG HỢP TÁC KINH DOANH/Hợp đồng hợp tác kinh doanh Bác Lân.docx
@@ -446,17 +446,7 @@
                       <w:sz w:val="26"/>
                       <w:szCs w:val="26"/>
                     </w:rPr>
-                    <w:t>N</w:t>
-                  </w:r>
-                  <w:r>
-                    <w:rPr>
-                      <w:rFonts w:asciiTheme="majorHAnsi" w:hAnsiTheme="majorHAnsi" w:cstheme="majorHAnsi"/>
-                      <w:b/>
-                      <w:bCs/>
-                      <w:sz w:val="26"/>
-                      <w:szCs w:val="26"/>
-                    </w:rPr>
-                    <w:t>GUYỄN NG</w:t>
+                    <w:t xml:space="preserve">Nguyễn </w:t>
                   </w:r>
                   <w:r>
                     <w:rPr>
@@ -467,18 +457,7 @@
                       <w:szCs w:val="26"/>
                       <w:lang w:val="en-US"/>
                     </w:rPr>
-                    <w:t>ỌC KIM</w:t>
-                  </w:r>
-                  <w:r>
-                    <w:rPr>
-                      <w:rFonts w:asciiTheme="majorHAnsi" w:hAnsiTheme="majorHAnsi" w:cstheme="majorHAnsi"/>
-                      <w:b/>
-                      <w:bCs/>
-                      <w:sz w:val="26"/>
-                      <w:szCs w:val="26"/>
-                      <w:lang w:val="en-US"/>
-                    </w:rPr>
-                    <w:t xml:space="preserve">         </w:t>
+                    <w:t xml:space="preserve">Ngọc kim         </w:t>
                   </w:r>
                   <w:r>
                     <w:rPr>
@@ -752,7 +731,7 @@
                 <w:p>
                   <w:pPr>
                     <w:spacing w:before="120"/>
-                    <w:ind w:firstLine="343"/>
+                    <w:ind w:firstLine="456"/>
                     <w:jc w:val="both"/>
                     <w:rPr>
                       <w:rFonts w:asciiTheme="majorHAnsi" w:hAnsiTheme="majorHAnsi" w:cstheme="majorHAnsi"/>
@@ -831,7 +810,7 @@
                 <w:p>
                   <w:pPr>
                     <w:spacing w:before="120"/>
-                    <w:ind w:firstLine="343"/>
+                    <w:ind w:firstLine="456"/>
                     <w:jc w:val="both"/>
                     <w:rPr>
                       <w:rFonts w:asciiTheme="majorHAnsi" w:hAnsiTheme="majorHAnsi" w:cstheme="majorHAnsi"/>
@@ -860,7 +839,18 @@
                       <w:szCs w:val="26"/>
                       <w:lang w:val="en-US"/>
                     </w:rPr>
-                    <w:t>NGUYỄN THỊ THU TRANG</w:t>
+                    <w:t>TRẦN VĂN LÂ</w:t>
+                  </w:r>
+                  <w:r>
+                    <w:rPr>
+                      <w:rFonts w:asciiTheme="majorHAnsi" w:hAnsiTheme="majorHAnsi" w:cstheme="majorHAnsi"/>
+                      <w:b/>
+                      <w:bCs/>
+                      <w:sz w:val="26"/>
+                      <w:szCs w:val="26"/>
+                      <w:lang w:val="en-US"/>
+                    </w:rPr>
+                    <w:t>N</w:t>
                   </w:r>
                 </w:p>
               </w:tc>
@@ -878,7 +868,7 @@
                 <w:p>
                   <w:pPr>
                     <w:spacing w:before="120"/>
-                    <w:ind w:firstLine="343"/>
+                    <w:ind w:firstLine="456"/>
                     <w:jc w:val="both"/>
                     <w:rPr>
                       <w:rFonts w:asciiTheme="majorHAnsi" w:hAnsiTheme="majorHAnsi" w:cstheme="majorHAnsi"/>
@@ -894,16 +884,7 @@
                       <w:szCs w:val="26"/>
                       <w:lang w:val="en-US"/>
                     </w:rPr>
-                    <w:t>Sinh ngày: 2</w:t>
-                  </w:r>
-                  <w:r>
-                    <w:rPr>
-                      <w:rFonts w:asciiTheme="majorHAnsi" w:hAnsiTheme="majorHAnsi" w:cstheme="majorHAnsi"/>
-                      <w:sz w:val="26"/>
-                      <w:szCs w:val="26"/>
-                      <w:lang w:val="en-US"/>
-                    </w:rPr>
-                    <w:t>7/10/1986</w:t>
+                    <w:t>Sinh ngày: 22/06/1978</w:t>
                   </w:r>
                 </w:p>
               </w:tc>
@@ -922,7 +903,7 @@
                 <w:p>
                   <w:pPr>
                     <w:spacing w:before="120"/>
-                    <w:ind w:firstLine="343"/>
+                    <w:ind w:firstLine="456"/>
                     <w:jc w:val="both"/>
                     <w:rPr>
                       <w:rFonts w:asciiTheme="majorHAnsi" w:hAnsiTheme="majorHAnsi" w:cstheme="majorHAnsi"/>
@@ -955,22 +936,13 @@
                       <w:sz w:val="26"/>
                       <w:szCs w:val="26"/>
                     </w:rPr>
-                    <w:t xml:space="preserve">số: </w:t>
-                  </w:r>
-                  <w:r>
-                    <w:rPr>
-                      <w:rFonts w:asciiTheme="majorHAnsi" w:hAnsiTheme="majorHAnsi" w:cstheme="majorHAnsi"/>
-                      <w:sz w:val="26"/>
-                      <w:szCs w:val="26"/>
-                      <w:lang w:val="en-US"/>
-                    </w:rPr>
-                    <w:t>001186012370</w:t>
+                    <w:t>số: 038078008261</w:t>
                   </w:r>
                 </w:p>
                 <w:p>
                   <w:pPr>
                     <w:spacing w:before="120"/>
-                    <w:ind w:firstLine="343"/>
+                    <w:ind w:firstLine="456"/>
                     <w:jc w:val="both"/>
                     <w:rPr>
                       <w:rFonts w:asciiTheme="majorHAnsi" w:hAnsiTheme="majorHAnsi" w:cstheme="majorHAnsi"/>
@@ -1037,7 +1009,7 @@
                 <w:sz w:val="26"/>
                 <w:szCs w:val="26"/>
               </w:rPr>
-              <w:t xml:space="preserve">Thường trú: </w:t>
+              <w:t xml:space="preserve">Thường trú: 25/81/29 </w:t>
             </w:r>
             <w:r>
               <w:rPr>
@@ -1046,7 +1018,7 @@
                 <w:szCs w:val="26"/>
                 <w:lang w:val="en-US"/>
               </w:rPr>
-              <w:t>8 C4 Thủ Lệ, Giảng Võ, Hà Nội</w:t>
+              <w:t>Đường TL 19 KP 38,Thạnh Lộc,Q 12, TP Hồ Chí Minh</w:t>
             </w:r>
           </w:p>
           <w:p>
@@ -1069,24 +1041,20 @@
               </w:rPr>
               <w:t xml:space="preserve">Số điện thoại: </w:t>
             </w:r>
-            <w:r>
+          </w:p>
+          <w:p>
+            <w:pPr>
+              <w:spacing w:before="120"/>
+              <w:jc w:val="both"/>
               <w:rPr>
                 <w:rFonts w:asciiTheme="majorHAnsi" w:hAnsiTheme="majorHAnsi" w:cstheme="majorHAnsi"/>
+                <w:b/>
                 <w:sz w:val="26"/>
                 <w:szCs w:val="26"/>
-                <w:lang w:val="en-US"/>
+                <w:u w:val="single"/>
+                <w:lang w:val="fr-FR"/>
               </w:rPr>
-              <w:t>……………………………………………………………………..</w:t>
-            </w:r>
-            <w:r>
-              <w:rPr>
-                <w:rFonts w:asciiTheme="majorHAnsi" w:hAnsiTheme="majorHAnsi" w:cstheme="majorHAnsi"/>
-                <w:sz w:val="26"/>
-                <w:szCs w:val="26"/>
-                <w:lang w:val="en-US"/>
-              </w:rPr>
-              <w:br/>
-            </w:r>
+            </w:pPr>
           </w:p>
         </w:tc>
       </w:tr>
@@ -1275,37 +1243,27 @@
           <w:szCs w:val="26"/>
           <w:lang w:val="en-US"/>
         </w:rPr>
-        <w:t>700.000.000</w:t>
-      </w:r>
-      <w:r>
-        <w:rPr>
-          <w:rFonts w:asciiTheme="majorHAnsi" w:hAnsiTheme="majorHAnsi" w:cstheme="majorHAnsi"/>
-          <w:bCs/>
-          <w:sz w:val="26"/>
-          <w:szCs w:val="26"/>
-          <w:lang w:val="en-US"/>
-        </w:rPr>
-        <w:t xml:space="preserve"> VNĐ </w:t>
-      </w:r>
-      <w:r>
-        <w:rPr>
-          <w:rFonts w:asciiTheme="majorHAnsi" w:hAnsiTheme="majorHAnsi" w:cstheme="majorHAnsi"/>
-          <w:bCs/>
-          <w:sz w:val="26"/>
-          <w:szCs w:val="26"/>
-          <w:lang w:val="en-US"/>
-        </w:rPr>
-        <w:t>(Bảy trăm</w:t>
-      </w:r>
-      <w:r>
-        <w:rPr>
-          <w:rFonts w:asciiTheme="majorHAnsi" w:hAnsiTheme="majorHAnsi" w:cstheme="majorHAnsi"/>
-          <w:bCs/>
-          <w:sz w:val="26"/>
-          <w:szCs w:val="26"/>
-          <w:lang w:val="en-US"/>
-        </w:rPr>
-        <w:t xml:space="preserve"> triệu đồng chẵn</w:t>
+        <w:t>350.000.000</w:t>
+      </w:r>
+      <w:r>
+        <w:rPr>
+          <w:rFonts w:asciiTheme="majorHAnsi" w:hAnsiTheme="majorHAnsi" w:cstheme="majorHAnsi"/>
+          <w:bCs/>
+          <w:sz w:val="26"/>
+          <w:szCs w:val="26"/>
+          <w:lang w:val="en-US"/>
+        </w:rPr>
+        <w:t xml:space="preserve"> VNĐ (</w:t>
+      </w:r>
+      <w:r>
+        <w:rPr>
+          <w:rFonts w:asciiTheme="majorHAnsi" w:hAnsiTheme="majorHAnsi" w:cstheme="majorHAnsi"/>
+          <w:bCs/>
+          <w:sz w:val="26"/>
+          <w:szCs w:val="26"/>
+          <w:lang w:val="en-US"/>
+        </w:rPr>
+        <w:t>Ba trăm năm mươi triệu đồng chẵn</w:t>
       </w:r>
       <w:r>
         <w:rPr>
@@ -1365,17 +1323,7 @@
           <w:szCs w:val="26"/>
           <w:lang w:val="en-US"/>
         </w:rPr>
-        <w:t>0</w:t>
-      </w:r>
-      <w:r>
-        <w:rPr>
-          <w:rFonts w:asciiTheme="majorHAnsi" w:hAnsiTheme="majorHAnsi" w:cstheme="majorHAnsi"/>
-          <w:bCs/>
-          <w:sz w:val="26"/>
-          <w:szCs w:val="26"/>
-          <w:lang w:val="en-US"/>
-        </w:rPr>
-        <w:t>2</w:t>
+        <w:t>01</w:t>
       </w:r>
       <w:r>
         <w:rPr>
@@ -1505,16 +1453,6 @@
           <w:szCs w:val="26"/>
           <w:lang w:val="en-US"/>
         </w:rPr>
-        <w:t xml:space="preserve">- </w:t>
-      </w:r>
-      <w:r>
-        <w:rPr>
-          <w:rFonts w:asciiTheme="majorHAnsi" w:hAnsiTheme="majorHAnsi" w:cstheme="majorHAnsi"/>
-          <w:bCs/>
-          <w:sz w:val="26"/>
-          <w:szCs w:val="26"/>
-          <w:lang w:val="en-US"/>
-        </w:rPr>
         <w:t xml:space="preserve">Bên </w:t>
       </w:r>
       <w:r>
@@ -1579,16 +1517,6 @@
           <w:szCs w:val="26"/>
           <w:lang w:val="en-US"/>
         </w:rPr>
-        <w:t xml:space="preserve">- </w:t>
-      </w:r>
-      <w:r>
-        <w:rPr>
-          <w:rFonts w:asciiTheme="majorHAnsi" w:hAnsiTheme="majorHAnsi" w:cstheme="majorHAnsi"/>
-          <w:bCs/>
-          <w:sz w:val="26"/>
-          <w:szCs w:val="26"/>
-          <w:lang w:val="en-US"/>
-        </w:rPr>
         <w:t xml:space="preserve">Bên </w:t>
       </w:r>
       <w:r>
@@ -1742,15 +1670,7 @@
           <w:szCs w:val="26"/>
           <w:lang w:val="en-US"/>
         </w:rPr>
-        <w:t xml:space="preserve">- </w:t>
-      </w:r>
-      <w:r>
-        <w:rPr>
-          <w:rFonts w:asciiTheme="majorHAnsi" w:hAnsiTheme="majorHAnsi" w:cstheme="majorHAnsi"/>
-          <w:sz w:val="26"/>
-          <w:szCs w:val="26"/>
-          <w:lang w:val="en-US"/>
-        </w:rPr>
+        <w:lastRenderedPageBreak/>
         <w:t xml:space="preserve">Hai </w:t>
       </w:r>
       <w:r>
@@ -1838,17 +1758,7 @@
           <w:szCs w:val="26"/>
           <w:lang w:val="en-US"/>
         </w:rPr>
-        <w:t xml:space="preserve">để cùng nhau tổ chức quản lý, điều hành và triển khai các hoạt động </w:t>
-      </w:r>
-      <w:r>
-        <w:rPr>
-          <w:rFonts w:asciiTheme="majorHAnsi" w:hAnsiTheme="majorHAnsi" w:cstheme="majorHAnsi"/>
-          <w:sz w:val="26"/>
-          <w:szCs w:val="26"/>
-          <w:lang w:val="en-US"/>
-        </w:rPr>
-        <w:lastRenderedPageBreak/>
-        <w:t xml:space="preserve">kinh doanh </w:t>
+        <w:t xml:space="preserve">để cùng nhau tổ chức quản lý, điều hành và triển khai các hoạt động kinh doanh </w:t>
       </w:r>
       <w:r>
         <w:rPr>
@@ -2102,16 +2012,6 @@
           <w:bCs/>
           <w:sz w:val="26"/>
           <w:szCs w:val="26"/>
-          <w:lang w:val="en-US"/>
-        </w:rPr>
-        <w:t xml:space="preserve">- </w:t>
-      </w:r>
-      <w:r>
-        <w:rPr>
-          <w:rFonts w:asciiTheme="majorHAnsi" w:hAnsiTheme="majorHAnsi" w:cstheme="majorHAnsi"/>
-          <w:bCs/>
-          <w:sz w:val="26"/>
-          <w:szCs w:val="26"/>
         </w:rPr>
         <w:t xml:space="preserve">Bên </w:t>
       </w:r>
@@ -2152,17 +2052,7 @@
           <w:szCs w:val="26"/>
           <w:lang w:val="en-US"/>
         </w:rPr>
-        <w:t>70</w:t>
-      </w:r>
-      <w:r>
-        <w:rPr>
-          <w:rFonts w:asciiTheme="majorHAnsi" w:hAnsiTheme="majorHAnsi" w:cstheme="majorHAnsi"/>
-          <w:b/>
-          <w:sz w:val="26"/>
-          <w:szCs w:val="26"/>
-          <w:lang w:val="en-US"/>
-        </w:rPr>
-        <w:t>0.000.000</w:t>
+        <w:t>350.000.000</w:t>
       </w:r>
       <w:r>
         <w:rPr>
@@ -2182,17 +2072,7 @@
           <w:szCs w:val="26"/>
           <w:lang w:val="en-US"/>
         </w:rPr>
-        <w:t>Bảy trăm</w:t>
-      </w:r>
-      <w:r>
-        <w:rPr>
-          <w:rFonts w:asciiTheme="majorHAnsi" w:hAnsiTheme="majorHAnsi" w:cstheme="majorHAnsi"/>
-          <w:bCs/>
-          <w:sz w:val="26"/>
-          <w:szCs w:val="26"/>
-          <w:lang w:val="en-US"/>
-        </w:rPr>
-        <w:t xml:space="preserve"> triệu đồng chẵn</w:t>
+        <w:t>Ba trăm năm mươi triệu đồng chẵn</w:t>
       </w:r>
       <w:r>
         <w:rPr>
@@ -2212,17 +2092,7 @@
           <w:szCs w:val="26"/>
           <w:lang w:val="en-US"/>
         </w:rPr>
-        <w:t>0</w:t>
-      </w:r>
-      <w:r>
-        <w:rPr>
-          <w:rFonts w:asciiTheme="majorHAnsi" w:hAnsiTheme="majorHAnsi" w:cstheme="majorHAnsi"/>
-          <w:bCs/>
-          <w:sz w:val="26"/>
-          <w:szCs w:val="26"/>
-          <w:lang w:val="en-US"/>
-        </w:rPr>
-        <w:t>2</w:t>
+        <w:t>01</w:t>
       </w:r>
       <w:r>
         <w:rPr>
@@ -2265,16 +2135,6 @@
           <w:szCs w:val="26"/>
           <w:lang w:val="en-US"/>
         </w:rPr>
-        <w:t xml:space="preserve">- </w:t>
-      </w:r>
-      <w:r>
-        <w:rPr>
-          <w:rFonts w:asciiTheme="majorHAnsi" w:hAnsiTheme="majorHAnsi" w:cstheme="majorHAnsi"/>
-          <w:bCs/>
-          <w:sz w:val="26"/>
-          <w:szCs w:val="26"/>
-          <w:lang w:val="en-US"/>
-        </w:rPr>
         <w:t xml:space="preserve">Bên </w:t>
       </w:r>
       <w:r>
@@ -2780,16 +2640,7 @@
           <w:szCs w:val="26"/>
           <w:lang w:val="en-US"/>
         </w:rPr>
-        <w:t>0</w:t>
-      </w:r>
-      <w:r>
-        <w:rPr>
-          <w:rFonts w:asciiTheme="majorHAnsi" w:hAnsiTheme="majorHAnsi" w:cstheme="majorHAnsi"/>
-          <w:sz w:val="26"/>
-          <w:szCs w:val="26"/>
-          <w:lang w:val="en-US"/>
-        </w:rPr>
-        <w:t>2</w:t>
+        <w:t>01</w:t>
       </w:r>
       <w:r>
         <w:rPr>
@@ -2921,7 +2772,7 @@
           <w:szCs w:val="26"/>
           <w:lang w:val="en-US"/>
         </w:rPr>
-        <w:t>2</w:t>
+        <w:t>1</w:t>
       </w:r>
       <w:r>
         <w:rPr>
@@ -2959,43 +2810,7 @@
           <w:szCs w:val="26"/>
           <w:lang w:val="en-US"/>
         </w:rPr>
-        <w:t xml:space="preserve">( </w:t>
-      </w:r>
-      <w:r>
-        <w:rPr>
-          <w:rFonts w:asciiTheme="majorHAnsi" w:hAnsiTheme="majorHAnsi" w:cstheme="majorHAnsi"/>
-          <w:sz w:val="26"/>
-          <w:szCs w:val="26"/>
-          <w:lang w:val="en-US"/>
-        </w:rPr>
-        <w:t>Hai mươi</w:t>
-      </w:r>
-      <w:r>
-        <w:rPr>
-          <w:rFonts w:asciiTheme="majorHAnsi" w:hAnsiTheme="majorHAnsi" w:cstheme="majorHAnsi"/>
-          <w:sz w:val="26"/>
-          <w:szCs w:val="26"/>
-          <w:lang w:val="en-US"/>
-        </w:rPr>
-        <w:t xml:space="preserve"> triệu </w:t>
-      </w:r>
-      <w:r>
-        <w:rPr>
-          <w:rFonts w:asciiTheme="majorHAnsi" w:hAnsiTheme="majorHAnsi" w:cstheme="majorHAnsi"/>
-          <w:sz w:val="26"/>
-          <w:szCs w:val="26"/>
-          <w:lang w:val="en-US"/>
-        </w:rPr>
-        <w:t>đồng</w:t>
-      </w:r>
-      <w:r>
-        <w:rPr>
-          <w:rFonts w:asciiTheme="majorHAnsi" w:hAnsiTheme="majorHAnsi" w:cstheme="majorHAnsi"/>
-          <w:sz w:val="26"/>
-          <w:szCs w:val="26"/>
-          <w:lang w:val="en-US"/>
-        </w:rPr>
-        <w:t xml:space="preserve"> chẵn </w:t>
+        <w:t xml:space="preserve">( Mười triệu đông chẵn </w:t>
       </w:r>
       <w:r>
         <w:rPr>
@@ -3031,7 +2846,25 @@
           <w:szCs w:val="26"/>
           <w:lang w:val="en-US"/>
         </w:rPr>
-        <w:t>…</w:t>
+        <w:t>….</w:t>
+      </w:r>
+      <w:r>
+        <w:rPr>
+          <w:rFonts w:asciiTheme="majorHAnsi" w:hAnsiTheme="majorHAnsi" w:cstheme="majorHAnsi"/>
+          <w:sz w:val="26"/>
+          <w:szCs w:val="26"/>
+          <w:lang w:val="en-US"/>
+        </w:rPr>
+        <w:t xml:space="preserve"> đến ngày </w:t>
+      </w:r>
+      <w:r>
+        <w:rPr>
+          <w:rFonts w:asciiTheme="majorHAnsi" w:hAnsiTheme="majorHAnsi" w:cstheme="majorHAnsi"/>
+          <w:sz w:val="26"/>
+          <w:szCs w:val="26"/>
+          <w:lang w:val="en-US"/>
+        </w:rPr>
+        <w:t>…..</w:t>
       </w:r>
       <w:r>
         <w:rPr>
@@ -3134,16 +2967,6 @@
           <w:szCs w:val="26"/>
           <w:lang w:val="en-US"/>
         </w:rPr>
-        <w:t xml:space="preserve">- </w:t>
-      </w:r>
-      <w:r>
-        <w:rPr>
-          <w:rFonts w:asciiTheme="majorHAnsi" w:hAnsiTheme="majorHAnsi" w:cstheme="majorHAnsi"/>
-          <w:bCs/>
-          <w:sz w:val="26"/>
-          <w:szCs w:val="26"/>
-          <w:lang w:val="en-US"/>
-        </w:rPr>
         <w:t xml:space="preserve">Từ ngày </w:t>
       </w:r>
       <w:r>
@@ -3228,16 +3051,6 @@
           <w:szCs w:val="26"/>
           <w:lang w:val="en-US"/>
         </w:rPr>
-        <w:t xml:space="preserve">- </w:t>
-      </w:r>
-      <w:r>
-        <w:rPr>
-          <w:rFonts w:asciiTheme="majorHAnsi" w:hAnsiTheme="majorHAnsi" w:cstheme="majorHAnsi"/>
-          <w:bCs/>
-          <w:sz w:val="26"/>
-          <w:szCs w:val="26"/>
-          <w:lang w:val="en-US"/>
-        </w:rPr>
         <w:t>Sau khi hết hiệu lực của hợp đồng thì Hai bên sẽ thương thảo ký kết tiếp hợp đồng.</w:t>
       </w:r>
     </w:p>
@@ -3254,16 +3067,6 @@
           <w:lang w:val="en-US"/>
         </w:rPr>
       </w:pPr>
-      <w:r>
-        <w:rPr>
-          <w:rFonts w:asciiTheme="majorHAnsi" w:hAnsiTheme="majorHAnsi" w:cstheme="majorHAnsi"/>
-          <w:bCs/>
-          <w:sz w:val="26"/>
-          <w:szCs w:val="26"/>
-          <w:lang w:val="en-US"/>
-        </w:rPr>
-        <w:t xml:space="preserve">- </w:t>
-      </w:r>
       <w:r>
         <w:rPr>
           <w:rFonts w:asciiTheme="majorHAnsi" w:hAnsiTheme="majorHAnsi" w:cstheme="majorHAnsi"/>
@@ -3481,7 +3284,7 @@
           <w:szCs w:val="26"/>
           <w:lang w:val="en-US"/>
         </w:rPr>
-        <w:t>NGUYỄN THỊ THU TRANG</w:t>
+        <w:t>Trần Văn Lâm</w:t>
       </w:r>
     </w:p>
     <w:p>
@@ -3521,17 +3324,6 @@
         </w:rPr>
         <w:t xml:space="preserve">: </w:t>
       </w:r>
-      <w:r>
-        <w:rPr>
-          <w:rFonts w:asciiTheme="majorHAnsi" w:hAnsiTheme="majorHAnsi" w:cstheme="majorHAnsi"/>
-          <w:b/>
-          <w:bCs/>
-          <w:sz w:val="26"/>
-          <w:szCs w:val="26"/>
-          <w:lang w:val="en-US"/>
-        </w:rPr>
-        <w:t>………………………………………………………………………………</w:t>
-      </w:r>
     </w:p>
     <w:p>
       <w:pPr>
@@ -3645,6 +3437,7 @@
           <w:szCs w:val="26"/>
           <w:lang w:val="en-US"/>
         </w:rPr>
+        <w:lastRenderedPageBreak/>
         <w:t>3</w:t>
       </w:r>
       <w:r>
@@ -3701,7 +3494,6 @@
           <w:sz w:val="26"/>
           <w:szCs w:val="26"/>
         </w:rPr>
-        <w:lastRenderedPageBreak/>
         <w:t xml:space="preserve">- </w:t>
       </w:r>
       <w:r>
@@ -3849,15 +3641,6 @@
           <w:rFonts w:asciiTheme="majorHAnsi" w:hAnsiTheme="majorHAnsi" w:cstheme="majorHAnsi"/>
           <w:sz w:val="26"/>
           <w:szCs w:val="26"/>
-          <w:lang w:val="en-US"/>
-        </w:rPr>
-        <w:t xml:space="preserve">- </w:t>
-      </w:r>
-      <w:r>
-        <w:rPr>
-          <w:rFonts w:asciiTheme="majorHAnsi" w:hAnsiTheme="majorHAnsi" w:cstheme="majorHAnsi"/>
-          <w:sz w:val="26"/>
-          <w:szCs w:val="26"/>
         </w:rPr>
         <w:t>Thực hiện đúng các điều khoản đã ghi trong hợp đồng.</w:t>
       </w:r>
@@ -3878,15 +3661,6 @@
           <w:rFonts w:asciiTheme="majorHAnsi" w:hAnsiTheme="majorHAnsi" w:cstheme="majorHAnsi"/>
           <w:sz w:val="26"/>
           <w:szCs w:val="26"/>
-          <w:lang w:val="en-US"/>
-        </w:rPr>
-        <w:t xml:space="preserve">- </w:t>
-      </w:r>
-      <w:r>
-        <w:rPr>
-          <w:rFonts w:asciiTheme="majorHAnsi" w:hAnsiTheme="majorHAnsi" w:cstheme="majorHAnsi"/>
-          <w:sz w:val="26"/>
-          <w:szCs w:val="26"/>
         </w:rPr>
         <w:t xml:space="preserve">Trường hợp </w:t>
       </w:r>
@@ -4104,15 +3878,6 @@
           <w:rFonts w:asciiTheme="majorHAnsi" w:hAnsiTheme="majorHAnsi" w:cstheme="majorHAnsi"/>
           <w:sz w:val="26"/>
           <w:szCs w:val="26"/>
-          <w:lang w:val="en-US"/>
-        </w:rPr>
-        <w:t xml:space="preserve">- </w:t>
-      </w:r>
-      <w:r>
-        <w:rPr>
-          <w:rFonts w:asciiTheme="majorHAnsi" w:hAnsiTheme="majorHAnsi" w:cstheme="majorHAnsi"/>
-          <w:sz w:val="26"/>
-          <w:szCs w:val="26"/>
         </w:rPr>
         <w:t xml:space="preserve">Các bên cam đoan đã xem xét, tìm hiểu kỹ về tình trạng pháp lý cũng như thực tế và xác nhận đối tượng của hợp đồng là có thật. </w:t>
       </w:r>
@@ -4174,15 +3939,6 @@
           <w:rFonts w:asciiTheme="majorHAnsi" w:hAnsiTheme="majorHAnsi" w:cstheme="majorHAnsi"/>
           <w:sz w:val="26"/>
           <w:szCs w:val="26"/>
-          <w:lang w:val="en-US"/>
-        </w:rPr>
-        <w:t xml:space="preserve">- </w:t>
-      </w:r>
-      <w:r>
-        <w:rPr>
-          <w:rFonts w:asciiTheme="majorHAnsi" w:hAnsiTheme="majorHAnsi" w:cstheme="majorHAnsi"/>
-          <w:sz w:val="26"/>
-          <w:szCs w:val="26"/>
         </w:rPr>
         <w:t>Hết hạn hợp đồng.</w:t>
       </w:r>
@@ -4203,15 +3959,6 @@
           <w:rFonts w:asciiTheme="majorHAnsi" w:hAnsiTheme="majorHAnsi" w:cstheme="majorHAnsi"/>
           <w:sz w:val="26"/>
           <w:szCs w:val="26"/>
-          <w:lang w:val="en-US"/>
-        </w:rPr>
-        <w:t xml:space="preserve">- </w:t>
-      </w:r>
-      <w:r>
-        <w:rPr>
-          <w:rFonts w:asciiTheme="majorHAnsi" w:hAnsiTheme="majorHAnsi" w:cstheme="majorHAnsi"/>
-          <w:sz w:val="26"/>
-          <w:szCs w:val="26"/>
         </w:rPr>
         <w:t>Thỏa thuận của các bên.</w:t>
       </w:r>
@@ -4340,15 +4087,6 @@
           <w:rFonts w:asciiTheme="majorHAnsi" w:hAnsiTheme="majorHAnsi" w:cstheme="majorHAnsi"/>
           <w:sz w:val="26"/>
           <w:szCs w:val="26"/>
-          <w:lang w:val="en-US"/>
-        </w:rPr>
-        <w:t xml:space="preserve">- </w:t>
-      </w:r>
-      <w:r>
-        <w:rPr>
-          <w:rFonts w:asciiTheme="majorHAnsi" w:hAnsiTheme="majorHAnsi" w:cstheme="majorHAnsi"/>
-          <w:sz w:val="26"/>
-          <w:szCs w:val="26"/>
         </w:rPr>
         <w:t>Khi phát sinh tranh chấp về hợp đồng này, các bên thống nhất cơ quan giải quyết tranh chấp là T</w:t>
       </w:r>
@@ -4405,18 +4143,8 @@
           <w:rFonts w:asciiTheme="majorHAnsi" w:hAnsiTheme="majorHAnsi" w:cstheme="majorHAnsi"/>
           <w:sz w:val="26"/>
           <w:szCs w:val="26"/>
-          <w:lang w:val="en-US"/>
-        </w:rPr>
-      </w:pPr>
-      <w:r>
-        <w:rPr>
-          <w:rFonts w:asciiTheme="majorHAnsi" w:hAnsiTheme="majorHAnsi" w:cstheme="majorHAnsi"/>
-          <w:sz w:val="26"/>
-          <w:szCs w:val="26"/>
-          <w:lang w:val="en-US"/>
-        </w:rPr>
-        <w:t xml:space="preserve">- </w:t>
-      </w:r>
+        </w:rPr>
+      </w:pPr>
       <w:r>
         <w:rPr>
           <w:rFonts w:asciiTheme="majorHAnsi" w:hAnsiTheme="majorHAnsi" w:cstheme="majorHAnsi"/>
@@ -4543,10 +4271,9 @@
               <w:spacing w:before="80" w:after="80" w:line="276" w:lineRule="auto"/>
               <w:jc w:val="center"/>
               <w:rPr>
-                <w:bCs/>
+                <w:b/>
                 <w:sz w:val="26"/>
                 <w:szCs w:val="26"/>
-                <w:lang w:val="en-US"/>
               </w:rPr>
             </w:pPr>
             <w:r>
@@ -4554,35 +4281,8 @@
                 <w:b/>
                 <w:sz w:val="26"/>
                 <w:szCs w:val="26"/>
-                <w:lang w:val="en-US"/>
-              </w:rPr>
-              <w:t xml:space="preserve">ĐẠI DIỆN </w:t>
-            </w:r>
-            <w:r>
-              <w:rPr>
-                <w:b/>
-                <w:sz w:val="26"/>
-                <w:szCs w:val="26"/>
               </w:rPr>
               <w:t>BÊN A</w:t>
-            </w:r>
-            <w:r>
-              <w:rPr>
-                <w:b/>
-                <w:sz w:val="26"/>
-                <w:szCs w:val="26"/>
-                <w:lang w:val="en-US"/>
-              </w:rPr>
-              <w:br/>
-            </w:r>
-            <w:r>
-              <w:rPr>
-                <w:bCs/>
-                <w:sz w:val="26"/>
-                <w:szCs w:val="26"/>
-                <w:lang w:val="en-US"/>
-              </w:rPr>
-              <w:t>(Ký, ghi rõ họ tên, đóng dấu)</w:t>
             </w:r>
           </w:p>
         </w:tc>
